--- a/landing-page/program-detail/girne-american-university/executive-mba/10-emba-in-supply-chain-management.docx
+++ b/landing-page/program-detail/girne-american-university/executive-mba/10-emba-in-supply-chain-management.docx
@@ -336,7 +336,7 @@
     </w:p>
     <w:p>
       <w:r>
-        <w:t>Senior supply chain careers now hinge on two abilities: keeping today's network running while redesigning tomorrow's. This Executive MBA trains both halves. The executive core covers strategy, finance, human capital, and operations, then the specialization gets specific with Project Management Theory and Practice and Strategic Project Management and Implementation, the disciplines that turn supply chain plans into executed change, closing with a graduate research project.</w:t>
+        <w:t>Senior supply chain careers now hinge on two abilities: keeping today's network running while redesigning tomorrow's. This Executive MBA trains both halves. The executive core covers strategy, finance, human capital, and operations, then the specialisation gets specific with Project Management Theory and Practice and Strategic Project Management and Implementation, the disciplines that turn supply chain plans into executed change, closing with a graduate research project.</w:t>
       </w:r>
     </w:p>
     <w:p>
@@ -616,7 +616,7 @@
     </w:p>
     <w:p>
       <w:r>
-        <w:t>Three movements: the executive core, the supply chain specialization, and the graduate research project.</w:t>
+        <w:t>Three movements: the executive core, the supply chain specialisation, and the graduate research project.</w:t>
       </w:r>
     </w:p>
     <w:p>
@@ -658,7 +658,7 @@
         <w:spacing w:before="200"/>
       </w:pPr>
       <w:r>
-        <w:t>Stage 2 · Supply chain specialization</w:t>
+        <w:t>Stage 2 · Supply chain specialisation</w:t>
       </w:r>
     </w:p>
     <w:p>
@@ -914,7 +914,7 @@
     </w:p>
     <w:p>
       <w:r>
-        <w:t>Fully online, no visa, no career break. The UAE's logistics market was valued at USD 57.6 billion in 2025 and is heading toward USD 96 billion by 2034, and you can study from inside it.</w:t>
+        <w:t>Fully online, no visa, no career break. Cargo keeps routing through Emirati ports and airports, and the logistics sector built around them keeps growing while you study from inside it.</w:t>
       </w:r>
     </w:p>
     <w:p>
@@ -927,7 +927,7 @@
     </w:p>
     <w:p>
       <w:r>
-        <w:t>Regional trade reroutes through Emirati ports year after year, and Logistics Middle East's January 2025 review tracks the mega projects running to 2029 that will keep raising the volume.</w:t>
+        <w:t>Regional trade reroutes through Emirati ports year after year, and the mega projects running through this decade keep raising the volume.</w:t>
       </w:r>
     </w:p>
     <w:p>
@@ -940,7 +940,7 @@
     </w:p>
     <w:p>
       <w:r>
-        <w:t>Taggd's 2026 GCC study reports nine in ten employers struggling to find qualified candidates, and supply chain leadership vacancies sit among the longest.</w:t>
+        <w:t>Across the Gulf, employers keep reporting shortages of qualified candidates, and supply chain leadership vacancies sit among the longest.</w:t>
       </w:r>
     </w:p>
     <w:p>

--- a/landing-page/program-detail/girne-american-university/executive-mba/10-emba-in-supply-chain-management.docx
+++ b/landing-page/program-detail/girne-american-university/executive-mba/10-emba-in-supply-chain-management.docx
@@ -38,7 +38,7 @@
         <w:t xml:space="preserve">Meta Description: </w:t>
       </w:r>
       <w:r>
-        <w:t>12 to 18-month Executive MBA in Supply Chain Management from Girne American University. Online senior cohort, AED instalments. Enquire now.</w:t>
+        <w:t>12 to 18-month Executive MBA in Supply Chain Management from Girne American University. Online senior cohort, AED installments. Enquire now.</w:t>
       </w:r>
     </w:p>
     <w:p>
@@ -126,7 +126,7 @@
         <w:pStyle w:val="Heading2"/>
       </w:pPr>
       <w:r>
-        <w:t>Programme at a Glance</w:t>
+        <w:t>Program At A Glance</w:t>
       </w:r>
     </w:p>
     <w:tbl>
@@ -331,12 +331,12 @@
         <w:pStyle w:val="Heading2"/>
       </w:pPr>
       <w:r>
-        <w:t>Programme Overview</w:t>
+        <w:t>Program Overview</w:t>
       </w:r>
     </w:p>
     <w:p>
       <w:r>
-        <w:t>Senior supply chain careers now hinge on two abilities: keeping today's network running while redesigning tomorrow's. This Executive MBA trains both halves. The executive core covers strategy, finance, human capital, and operations, then the specialisation gets specific with Project Management Theory and Practice and Strategic Project Management and Implementation, the disciplines that turn supply chain plans into executed change, closing with a graduate research project.</w:t>
+        <w:t>Senior supply chain careers now hinge on two abilities: keeping today's network running while redesigning tomorrow's. This Executive MBA trains both halves. The executive core covers strategy, finance, human capital, and operations, then the specialization gets specific with Project Management Theory and Practice and Strategic Project Management and Implementation, the disciplines that turn supply chain plans into executed change, closing with a graduate research project.</w:t>
       </w:r>
     </w:p>
     <w:p>
@@ -349,7 +349,7 @@
         <w:pStyle w:val="Heading2"/>
       </w:pPr>
       <w:r>
-        <w:t>Why Choose This Programme</w:t>
+        <w:t>Why Choose This Program</w:t>
       </w:r>
     </w:p>
     <w:p>
@@ -383,12 +383,12 @@
         <w:rPr>
           <w:b/>
         </w:rPr>
-        <w:t>Eighteen months at the outside</w:t>
+        <w:t>18 months at the outside</w:t>
       </w:r>
     </w:p>
     <w:p>
       <w:r>
-        <w:t>Supply chain leaders do not get sabbaticals. Twelve to eighteen months, executive-scheduled, is the version that survives peak seasons.</w:t>
+        <w:t>Supply chain leaders do not get sabbaticals. 12 to 18 months, executive-scheduled, is the version that survives peak seasons.</w:t>
       </w:r>
     </w:p>
     <w:p>
@@ -409,12 +409,12 @@
         <w:rPr>
           <w:b/>
         </w:rPr>
-        <w:t>Instalments in dirhams</w:t>
+        <w:t>Installments in dirhams</w:t>
       </w:r>
     </w:p>
     <w:p>
       <w:r>
-        <w:t>Monthly AED payments, interest-free, agreed in writing before the programme starts.</w:t>
+        <w:t>Monthly AED payments, interest-free, agreed in writing before the program starts.</w:t>
       </w:r>
     </w:p>
     <w:p>
@@ -606,7 +606,7 @@
         <w:pStyle w:val="Heading2"/>
       </w:pPr>
       <w:r>
-        <w:t>Programme Structure</w:t>
+        <w:t>Program Structure</w:t>
       </w:r>
     </w:p>
     <w:p>
@@ -616,7 +616,7 @@
     </w:p>
     <w:p>
       <w:r>
-        <w:t>Three movements: the executive core, the supply chain specialisation, and the graduate research project.</w:t>
+        <w:t>Three movements: the executive core, the supply chain specialization, and the graduate research project.</w:t>
       </w:r>
     </w:p>
     <w:p>
@@ -658,7 +658,7 @@
         <w:spacing w:before="200"/>
       </w:pPr>
       <w:r>
-        <w:t>Stage 2 · Supply chain specialisation</w:t>
+        <w:t>Stage 2 · Supply chain specialization</w:t>
       </w:r>
     </w:p>
     <w:p>
@@ -745,7 +745,7 @@
               <w:rPr>
                 <w:sz w:val="20"/>
               </w:rPr>
-              <w:t>One success coach from enrolment to graduation</w:t>
+              <w:t>One success coach from enrollment to graduation</w:t>
             </w:r>
           </w:p>
         </w:tc>
@@ -819,7 +819,7 @@
                 <w:b/>
                 <w:sz w:val="20"/>
               </w:rPr>
-              <w:t>Affordable instalments</w:t>
+              <w:t>Affordable installments</w:t>
             </w:r>
           </w:p>
         </w:tc>
@@ -890,7 +890,7 @@
               <w:rPr>
                 <w:sz w:val="20"/>
               </w:rPr>
-              <w:t>Enrolment done with you, one step at a time</w:t>
+              <w:t>Enrollment done with you, one step at a time</w:t>
             </w:r>
           </w:p>
         </w:tc>
@@ -961,7 +961,7 @@
         <w:rPr>
           <w:b/>
         </w:rPr>
-        <w:t>Eighteen months suits the planning calendar</w:t>
+        <w:t>18 months suits the planning calendar</w:t>
       </w:r>
     </w:p>
     <w:p>
@@ -1070,7 +1070,7 @@
                 <w:b/>
                 <w:sz w:val="20"/>
               </w:rPr>
-              <w:t>Monthly Instalments</w:t>
+              <w:t>Monthly Installments</w:t>
             </w:r>
           </w:p>
         </w:tc>
@@ -1155,7 +1155,7 @@
         <w:t xml:space="preserve">Request the fee structure: </w:t>
       </w:r>
       <w:r>
-        <w:t>Fees depend on the intake and your admission profile, so no fixed figure sits here. Admissions sends the personal breakdown in writing, free and without obligation. Across our Master's programmes, totals usually land between AED 16,000 and 40,000.</w:t>
+        <w:t>Fees depend on the intake and your admission profile, so no fixed figure sits here. Admissions sends the personal breakdown in writing, free and without obligation. Across our Master's programs, totals usually land between AED 16,000 and 40,000.</w:t>
       </w:r>
     </w:p>
     <w:sectPr>
